--- a/das/reports/docx_template/daily_report_template.docx
+++ b/das/reports/docx_template/daily_report_template.docx
@@ -1816,7 +1816,7 @@
       <w:tr>
         <w:trPr>
           <w:cnfStyle w:val="100000000000" w:firstRow="1" w:lastRow="0" w:firstColumn="0" w:lastColumn="0" w:oddVBand="0" w:evenVBand="0" w:oddHBand="0" w:evenHBand="0" w:firstRowFirstColumn="0" w:firstRowLastColumn="0" w:lastRowFirstColumn="0" w:lastRowLastColumn="0"/>
-          <w:trHeight w:val="449"/>
+          <w:trHeight w:val="476"/>
           <w:tblHeader/>
         </w:trPr>
         <w:tc>
@@ -1890,7 +1890,7 @@
                 <w:sz w:val="22"/>
                 <w:szCs w:val="22"/>
               </w:rPr>
-              <w:t>Station</w:t>
+              <w:t>Section Area</w:t>
             </w:r>
           </w:p>
         </w:tc>
@@ -2071,7 +2071,27 @@
                 <w:sz w:val="22"/>
                 <w:szCs w:val="22"/>
               </w:rPr>
-              <w:t>{{ item.station }}</w:t>
+              <w:t>{{ item.</w:t>
+            </w:r>
+            <w:r>
+              <w:rPr>
+                <w:rFonts w:ascii="Cambria" w:hAnsi="Cambria"/>
+                <w:bCs w:val="0"/>
+                <w:color w:val="000000"/>
+                <w:sz w:val="22"/>
+                <w:szCs w:val="22"/>
+              </w:rPr>
+              <w:t>section_area</w:t>
+            </w:r>
+            <w:r>
+              <w:rPr>
+                <w:rFonts w:ascii="Cambria" w:hAnsi="Cambria"/>
+                <w:bCs w:val="0"/>
+                <w:color w:val="000000"/>
+                <w:sz w:val="22"/>
+                <w:szCs w:val="22"/>
+              </w:rPr>
+              <w:t xml:space="preserve"> }}</w:t>
             </w:r>
           </w:p>
         </w:tc>
@@ -2482,29 +2502,50 @@
     </w:p>
     <w:p>
       <w:pPr>
-        <w:shd w:val="clear" w:color="auto" w:fill="DAEAF8" w:themeFill="accent6" w:themeFillTint="33"/>
         <w:tabs>
           <w:tab w:val="clear" w:pos="2940"/>
           <w:tab w:val="right" w:pos="9360"/>
         </w:tabs>
         <w:spacing w:before="0" w:beforeAutospacing="0" w:after="0"/>
-        <w:rPr>
-          <w:rFonts w:ascii="Cambria" w:hAnsi="Cambria"/>
-          <w:bCs w:val="0"/>
-          <w:color w:val="000000"/>
-          <w:sz w:val="22"/>
-          <w:szCs w:val="22"/>
-        </w:rPr>
-      </w:pPr>
-      <w:r>
-        <w:rPr>
-          <w:rFonts w:ascii="Cambria" w:hAnsi="Cambria"/>
-          <w:bCs w:val="0"/>
-          <w:color w:val="000000"/>
-          <w:sz w:val="22"/>
-          <w:szCs w:val="22"/>
-        </w:rPr>
-        <w:t>{{ hwc.message}}</w:t>
+        <w:ind w:left="360" w:hanging="360"/>
+        <w:rPr>
+          <w:rFonts w:ascii="Cambria" w:hAnsi="Cambria"/>
+          <w:bCs w:val="0"/>
+          <w:color w:val="000000"/>
+          <w:sz w:val="22"/>
+          <w:szCs w:val="22"/>
+        </w:rPr>
+      </w:pPr>
+      <w:r>
+        <w:rPr>
+          <w:rFonts w:ascii="Cambria" w:hAnsi="Cambria"/>
+          <w:bCs w:val="0"/>
+          <w:color w:val="000000"/>
+          <w:sz w:val="22"/>
+          <w:szCs w:val="22"/>
+        </w:rPr>
+        <w:t>{% for att in hwc.attributes %}</w:t>
+      </w:r>
+      <w:r>
+        <w:rPr>
+          <w:rFonts w:ascii="Cambria" w:hAnsi="Cambria"/>
+          <w:b/>
+          <w:bCs w:val="0"/>
+          <w:color w:val="000000"/>
+          <w:sz w:val="22"/>
+          <w:szCs w:val="22"/>
+        </w:rPr>
+        <w:t>{{att.name}}:</w:t>
+      </w:r>
+      <w:r>
+        <w:rPr>
+          <w:rFonts w:ascii="Cambria" w:hAnsi="Cambria"/>
+          <w:bCs w:val="0"/>
+          <w:color w:val="000000"/>
+          <w:sz w:val="22"/>
+          <w:szCs w:val="22"/>
+        </w:rPr>
+        <w:t xml:space="preserve"> {{att.value}}</w:t>
       </w:r>
     </w:p>
     <w:p>
@@ -2514,45 +2555,147 @@
           <w:tab w:val="right" w:pos="9360"/>
         </w:tabs>
         <w:spacing w:before="0" w:beforeAutospacing="0" w:after="0"/>
-        <w:ind w:left="1080" w:hanging="360"/>
-        <w:rPr>
-          <w:rFonts w:ascii="Cambria" w:hAnsi="Cambria"/>
-          <w:bCs w:val="0"/>
-          <w:color w:val="000000"/>
-          <w:sz w:val="22"/>
-          <w:szCs w:val="22"/>
-        </w:rPr>
-      </w:pPr>
-      <w:r>
-        <w:rPr>
-          <w:rFonts w:ascii="Cambria" w:hAnsi="Cambria"/>
-          <w:bCs w:val="0"/>
-          <w:color w:val="000000"/>
-          <w:sz w:val="22"/>
-          <w:szCs w:val="22"/>
-        </w:rPr>
-        <w:t>{% for att in hwc.attributes %}</w:t>
-      </w:r>
-      <w:r>
-        <w:rPr>
-          <w:rFonts w:ascii="Cambria" w:hAnsi="Cambria"/>
-          <w:b/>
-          <w:bCs w:val="0"/>
-          <w:color w:val="000000"/>
-          <w:sz w:val="22"/>
-          <w:szCs w:val="22"/>
-        </w:rPr>
-        <w:t>{{att.name}}:</w:t>
-      </w:r>
-      <w:r>
-        <w:rPr>
-          <w:rFonts w:ascii="Cambria" w:hAnsi="Cambria"/>
-          <w:bCs w:val="0"/>
-          <w:color w:val="000000"/>
-          <w:sz w:val="22"/>
-          <w:szCs w:val="22"/>
-        </w:rPr>
-        <w:t xml:space="preserve"> {{att.value}}</w:t>
+        <w:rPr>
+          <w:rFonts w:ascii="Cambria" w:hAnsi="Cambria"/>
+          <w:b/>
+          <w:bCs w:val="0"/>
+          <w:color w:val="000000"/>
+          <w:sz w:val="22"/>
+          <w:szCs w:val="22"/>
+        </w:rPr>
+      </w:pPr>
+      <w:r>
+        <w:rPr>
+          <w:rFonts w:ascii="Cambria" w:hAnsi="Cambria"/>
+          <w:b/>
+          <w:bCs w:val="0"/>
+          <w:color w:val="000000"/>
+          <w:sz w:val="22"/>
+          <w:szCs w:val="22"/>
+        </w:rPr>
+        <w:t>{% endfor %}</w:t>
+      </w:r>
+      <w:bookmarkStart w:id="0" w:name="_GoBack"/>
+      <w:bookmarkEnd w:id="0"/>
+    </w:p>
+    <w:p>
+      <w:pPr>
+        <w:tabs>
+          <w:tab w:val="clear" w:pos="2940"/>
+          <w:tab w:val="right" w:pos="9360"/>
+        </w:tabs>
+        <w:spacing w:before="0" w:beforeAutospacing="0" w:after="0"/>
+        <w:rPr>
+          <w:rFonts w:ascii="Cambria" w:hAnsi="Cambria"/>
+          <w:bCs w:val="0"/>
+          <w:color w:val="000000"/>
+          <w:sz w:val="22"/>
+          <w:szCs w:val="22"/>
+        </w:rPr>
+      </w:pPr>
+      <w:r>
+        <w:rPr>
+          <w:rFonts w:ascii="Cambria" w:hAnsi="Cambria"/>
+          <w:bCs w:val="0"/>
+          <w:color w:val="000000"/>
+          <w:sz w:val="22"/>
+          <w:szCs w:val="22"/>
+        </w:rPr>
+        <w:t>{% for note in hwc.</w:t>
+      </w:r>
+      <w:r>
+        <w:rPr>
+          <w:rFonts w:ascii="Cambria" w:hAnsi="Cambria"/>
+          <w:bCs w:val="0"/>
+          <w:color w:val="000000"/>
+          <w:sz w:val="22"/>
+          <w:szCs w:val="22"/>
+        </w:rPr>
+        <w:t>notes %}</w:t>
+      </w:r>
+      <w:r>
+        <w:rPr>
+          <w:rFonts w:ascii="Cambria" w:hAnsi="Cambria"/>
+          <w:b/>
+          <w:bCs w:val="0"/>
+          <w:color w:val="000000"/>
+          <w:sz w:val="22"/>
+          <w:szCs w:val="22"/>
+        </w:rPr>
+        <w:t>{{note.created_at}}</w:t>
+      </w:r>
+      <w:r>
+        <w:rPr>
+          <w:rFonts w:ascii="Cambria" w:hAnsi="Cambria"/>
+          <w:bCs w:val="0"/>
+          <w:color w:val="000000"/>
+          <w:sz w:val="22"/>
+          <w:szCs w:val="22"/>
+        </w:rPr>
+        <w:t xml:space="preserve"> by </w:t>
+      </w:r>
+      <w:r>
+        <w:rPr>
+          <w:rFonts w:ascii="Cambria" w:hAnsi="Cambria"/>
+          <w:b/>
+          <w:bCs w:val="0"/>
+          <w:color w:val="000000"/>
+          <w:sz w:val="22"/>
+          <w:szCs w:val="22"/>
+        </w:rPr>
+        <w:t>{{note.username}}</w:t>
+      </w:r>
+    </w:p>
+    <w:p>
+      <w:pPr>
+        <w:tabs>
+          <w:tab w:val="clear" w:pos="2940"/>
+          <w:tab w:val="right" w:pos="9360"/>
+        </w:tabs>
+        <w:spacing w:before="0" w:beforeAutospacing="0" w:after="0"/>
+        <w:rPr>
+          <w:rFonts w:ascii="Cambria" w:hAnsi="Cambria"/>
+          <w:bCs w:val="0"/>
+          <w:color w:val="000000"/>
+          <w:sz w:val="22"/>
+          <w:szCs w:val="22"/>
+        </w:rPr>
+      </w:pPr>
+      <w:r>
+        <w:rPr>
+          <w:rFonts w:ascii="Cambria" w:hAnsi="Cambria"/>
+          <w:bCs w:val="0"/>
+          <w:color w:val="000000"/>
+          <w:sz w:val="22"/>
+          <w:szCs w:val="22"/>
+        </w:rPr>
+        <w:t>{{note.text}}</w:t>
+      </w:r>
+    </w:p>
+    <w:p>
+      <w:pPr>
+        <w:tabs>
+          <w:tab w:val="clear" w:pos="2940"/>
+          <w:tab w:val="right" w:pos="9360"/>
+        </w:tabs>
+        <w:spacing w:before="0" w:beforeAutospacing="0" w:after="0"/>
+        <w:rPr>
+          <w:rFonts w:ascii="Cambria" w:hAnsi="Cambria"/>
+          <w:bCs w:val="0"/>
+          <w:color w:val="000000"/>
+          <w:sz w:val="22"/>
+          <w:szCs w:val="22"/>
+        </w:rPr>
+      </w:pPr>
+      <w:r>
+        <w:rPr>
+          <w:rFonts w:ascii="Cambria" w:hAnsi="Cambria"/>
+          <w:bCs w:val="0"/>
+          <w:color w:val="000000"/>
+          <w:sz w:val="22"/>
+          <w:szCs w:val="22"/>
+        </w:rPr>
+        <w:t>{% endfor %}</w:t>
       </w:r>
     </w:p>
     <w:p>
@@ -2571,17 +2714,6 @@
           <w:szCs w:val="22"/>
         </w:rPr>
       </w:pPr>
-      <w:r>
-        <w:rPr>
-          <w:rFonts w:ascii="Cambria" w:hAnsi="Cambria"/>
-          <w:b/>
-          <w:bCs w:val="0"/>
-          <w:color w:val="000000"/>
-          <w:sz w:val="22"/>
-          <w:szCs w:val="22"/>
-        </w:rPr>
-        <w:t>{% endfor %}</w:t>
-      </w:r>
     </w:p>
     <w:p>
       <w:pPr>
@@ -2704,6 +2836,7 @@
           <w:sz w:val="22"/>
           <w:szCs w:val="22"/>
         </w:rPr>
+        <w:lastRenderedPageBreak/>
         <w:t>{</w:t>
       </w:r>
       <w:r>
@@ -2922,7 +3055,6 @@
                 <w:sz w:val="22"/>
                 <w:szCs w:val="22"/>
               </w:rPr>
-              <w:lastRenderedPageBreak/>
               <w:t>Station</w:t>
             </w:r>
           </w:p>
@@ -3397,29 +3529,60 @@
     </w:p>
     <w:p>
       <w:pPr>
-        <w:shd w:val="clear" w:color="auto" w:fill="DAEAF8" w:themeFill="accent6" w:themeFillTint="33"/>
         <w:tabs>
           <w:tab w:val="clear" w:pos="2940"/>
           <w:tab w:val="right" w:pos="9360"/>
         </w:tabs>
         <w:spacing w:before="0" w:beforeAutospacing="0" w:after="0"/>
-        <w:rPr>
-          <w:rFonts w:ascii="Cambria" w:hAnsi="Cambria"/>
-          <w:bCs w:val="0"/>
-          <w:color w:val="000000"/>
-          <w:sz w:val="22"/>
-          <w:szCs w:val="22"/>
-        </w:rPr>
-      </w:pPr>
-      <w:r>
-        <w:rPr>
-          <w:rFonts w:ascii="Cambria" w:hAnsi="Cambria"/>
-          <w:bCs w:val="0"/>
-          <w:color w:val="000000"/>
-          <w:sz w:val="22"/>
-          <w:szCs w:val="22"/>
-        </w:rPr>
-        <w:t>{{ se.message }}</w:t>
+        <w:ind w:left="360" w:hanging="360"/>
+        <w:rPr>
+          <w:rFonts w:ascii="Cambria" w:hAnsi="Cambria"/>
+          <w:bCs w:val="0"/>
+          <w:color w:val="000000"/>
+          <w:sz w:val="22"/>
+          <w:szCs w:val="22"/>
+        </w:rPr>
+      </w:pPr>
+      <w:r>
+        <w:rPr>
+          <w:rFonts w:ascii="Cambria" w:hAnsi="Cambria"/>
+          <w:bCs w:val="0"/>
+          <w:color w:val="000000"/>
+          <w:sz w:val="22"/>
+          <w:szCs w:val="22"/>
+        </w:rPr>
+        <w:t xml:space="preserve">{% </w:t>
+      </w:r>
+      <w:r>
+        <w:rPr>
+          <w:rFonts w:ascii="Cambria" w:hAnsi="Cambria"/>
+          <w:bCs w:val="0"/>
+          <w:color w:val="000000"/>
+          <w:sz w:val="22"/>
+          <w:szCs w:val="22"/>
+        </w:rPr>
+        <w:t>for att in se.attributes %}</w:t>
+      </w:r>
+      <w:r>
+        <w:rPr>
+          <w:rFonts w:ascii="Cambria" w:hAnsi="Cambria"/>
+          <w:b/>
+          <w:bCs w:val="0"/>
+          <w:color w:val="000000"/>
+          <w:sz w:val="22"/>
+          <w:szCs w:val="22"/>
+        </w:rPr>
+        <w:t>{{att.name}}:</w:t>
+      </w:r>
+      <w:r>
+        <w:rPr>
+          <w:rFonts w:ascii="Cambria" w:hAnsi="Cambria"/>
+          <w:bCs w:val="0"/>
+          <w:color w:val="000000"/>
+          <w:sz w:val="22"/>
+          <w:szCs w:val="22"/>
+        </w:rPr>
+        <w:t xml:space="preserve"> {{att.value}}</w:t>
       </w:r>
     </w:p>
     <w:p>
@@ -3429,55 +3592,25 @@
           <w:tab w:val="right" w:pos="9360"/>
         </w:tabs>
         <w:spacing w:before="0" w:beforeAutospacing="0" w:after="0"/>
-        <w:ind w:left="1080" w:hanging="360"/>
-        <w:rPr>
-          <w:rFonts w:ascii="Cambria" w:hAnsi="Cambria"/>
-          <w:bCs w:val="0"/>
-          <w:color w:val="000000"/>
-          <w:sz w:val="22"/>
-          <w:szCs w:val="22"/>
-        </w:rPr>
-      </w:pPr>
-      <w:r>
-        <w:rPr>
-          <w:rFonts w:ascii="Cambria" w:hAnsi="Cambria"/>
-          <w:bCs w:val="0"/>
-          <w:color w:val="000000"/>
-          <w:sz w:val="22"/>
-          <w:szCs w:val="22"/>
-        </w:rPr>
-        <w:t xml:space="preserve">{% </w:t>
-      </w:r>
-      <w:r>
-        <w:rPr>
-          <w:rFonts w:ascii="Cambria" w:hAnsi="Cambria"/>
-          <w:bCs w:val="0"/>
-          <w:color w:val="000000"/>
-          <w:sz w:val="22"/>
-          <w:szCs w:val="22"/>
-        </w:rPr>
-        <w:t>for att in se.attributes %}</w:t>
-      </w:r>
-      <w:r>
-        <w:rPr>
-          <w:rFonts w:ascii="Cambria" w:hAnsi="Cambria"/>
-          <w:b/>
-          <w:bCs w:val="0"/>
-          <w:color w:val="000000"/>
-          <w:sz w:val="22"/>
-          <w:szCs w:val="22"/>
-        </w:rPr>
-        <w:t>{{att.name}}:</w:t>
-      </w:r>
-      <w:r>
-        <w:rPr>
-          <w:rFonts w:ascii="Cambria" w:hAnsi="Cambria"/>
-          <w:bCs w:val="0"/>
-          <w:color w:val="000000"/>
-          <w:sz w:val="22"/>
-          <w:szCs w:val="22"/>
-        </w:rPr>
-        <w:t xml:space="preserve"> {{att.value}}</w:t>
+        <w:rPr>
+          <w:rFonts w:ascii="Cambria" w:hAnsi="Cambria"/>
+          <w:b/>
+          <w:bCs w:val="0"/>
+          <w:color w:val="000000"/>
+          <w:sz w:val="22"/>
+          <w:szCs w:val="22"/>
+        </w:rPr>
+      </w:pPr>
+      <w:r>
+        <w:rPr>
+          <w:rFonts w:ascii="Cambria" w:hAnsi="Cambria"/>
+          <w:b/>
+          <w:bCs w:val="0"/>
+          <w:color w:val="000000"/>
+          <w:sz w:val="22"/>
+          <w:szCs w:val="22"/>
+        </w:rPr>
+        <w:t>{% endfor %}</w:t>
       </w:r>
     </w:p>
     <w:p>
@@ -3487,19 +3620,101 @@
           <w:tab w:val="right" w:pos="9360"/>
         </w:tabs>
         <w:spacing w:before="0" w:beforeAutospacing="0" w:after="0"/>
-        <w:ind w:left="720"/>
-        <w:rPr>
-          <w:rFonts w:ascii="Cambria" w:hAnsi="Cambria"/>
-          <w:bCs w:val="0"/>
-          <w:color w:val="000000"/>
-          <w:sz w:val="22"/>
-          <w:szCs w:val="22"/>
-        </w:rPr>
-      </w:pPr>
-      <w:r>
-        <w:rPr>
-          <w:rFonts w:ascii="Cambria" w:hAnsi="Cambria"/>
-          <w:b/>
+        <w:rPr>
+          <w:rFonts w:ascii="Cambria" w:hAnsi="Cambria"/>
+          <w:bCs w:val="0"/>
+          <w:color w:val="000000"/>
+          <w:sz w:val="22"/>
+          <w:szCs w:val="22"/>
+        </w:rPr>
+      </w:pPr>
+      <w:r>
+        <w:rPr>
+          <w:rFonts w:ascii="Cambria" w:hAnsi="Cambria"/>
+          <w:bCs w:val="0"/>
+          <w:color w:val="000000"/>
+          <w:sz w:val="22"/>
+          <w:szCs w:val="22"/>
+        </w:rPr>
+        <w:t>{% for note in se.notes %}</w:t>
+      </w:r>
+      <w:r>
+        <w:rPr>
+          <w:rFonts w:ascii="Cambria" w:hAnsi="Cambria"/>
+          <w:b/>
+          <w:bCs w:val="0"/>
+          <w:color w:val="000000"/>
+          <w:sz w:val="22"/>
+          <w:szCs w:val="22"/>
+        </w:rPr>
+        <w:t>{{note.created_at}}</w:t>
+      </w:r>
+      <w:r>
+        <w:rPr>
+          <w:rFonts w:ascii="Cambria" w:hAnsi="Cambria"/>
+          <w:bCs w:val="0"/>
+          <w:color w:val="000000"/>
+          <w:sz w:val="22"/>
+          <w:szCs w:val="22"/>
+        </w:rPr>
+        <w:t xml:space="preserve"> by </w:t>
+      </w:r>
+      <w:r>
+        <w:rPr>
+          <w:rFonts w:ascii="Cambria" w:hAnsi="Cambria"/>
+          <w:b/>
+          <w:bCs w:val="0"/>
+          <w:color w:val="000000"/>
+          <w:sz w:val="22"/>
+          <w:szCs w:val="22"/>
+        </w:rPr>
+        <w:t>{{note.username}}</w:t>
+      </w:r>
+    </w:p>
+    <w:p>
+      <w:pPr>
+        <w:tabs>
+          <w:tab w:val="clear" w:pos="2940"/>
+          <w:tab w:val="right" w:pos="9360"/>
+        </w:tabs>
+        <w:spacing w:before="0" w:beforeAutospacing="0" w:after="0"/>
+        <w:rPr>
+          <w:rFonts w:ascii="Cambria" w:hAnsi="Cambria"/>
+          <w:bCs w:val="0"/>
+          <w:color w:val="000000"/>
+          <w:sz w:val="22"/>
+          <w:szCs w:val="22"/>
+        </w:rPr>
+      </w:pPr>
+      <w:r>
+        <w:rPr>
+          <w:rFonts w:ascii="Cambria" w:hAnsi="Cambria"/>
+          <w:bCs w:val="0"/>
+          <w:color w:val="000000"/>
+          <w:sz w:val="22"/>
+          <w:szCs w:val="22"/>
+        </w:rPr>
+        <w:t>{{note.text}}</w:t>
+      </w:r>
+    </w:p>
+    <w:p>
+      <w:pPr>
+        <w:tabs>
+          <w:tab w:val="clear" w:pos="2940"/>
+          <w:tab w:val="right" w:pos="9360"/>
+        </w:tabs>
+        <w:spacing w:before="0" w:beforeAutospacing="0" w:after="0"/>
+        <w:rPr>
+          <w:rFonts w:ascii="Cambria" w:hAnsi="Cambria"/>
+          <w:bCs w:val="0"/>
+          <w:color w:val="000000"/>
+          <w:sz w:val="22"/>
+          <w:szCs w:val="22"/>
+        </w:rPr>
+      </w:pPr>
+      <w:r>
+        <w:rPr>
+          <w:rFonts w:ascii="Cambria" w:hAnsi="Cambria"/>
           <w:bCs w:val="0"/>
           <w:color w:val="000000"/>
           <w:sz w:val="22"/>
@@ -4546,8 +4761,6 @@
             </w:rPr>
             <w:t>DAS Reporting</w:t>
           </w:r>
-          <w:bookmarkStart w:id="0" w:name="_GoBack"/>
-          <w:bookmarkEnd w:id="0"/>
         </w:p>
       </w:tc>
     </w:tr>
@@ -4571,7 +4784,7 @@
   <w:abstractNum w:abstractNumId="0">
     <w:nsid w:val="FFFFFF1D"/>
     <w:multiLevelType w:val="multilevel"/>
-    <w:tmpl w:val="3132C5AE"/>
+    <w:tmpl w:val="231652DE"/>
     <w:lvl w:ilvl="0">
       <w:start w:val="1"/>
       <w:numFmt w:val="bullet"/>
@@ -5177,6 +5390,7 @@
     <w:lsdException w:name="HTML Sample" w:semiHidden="1" w:unhideWhenUsed="1"/>
     <w:lsdException w:name="HTML Typewriter" w:semiHidden="1" w:unhideWhenUsed="1"/>
     <w:lsdException w:name="HTML Variable" w:semiHidden="1" w:unhideWhenUsed="1"/>
+    <w:lsdException w:name="Normal Table" w:semiHidden="1" w:unhideWhenUsed="1"/>
     <w:lsdException w:name="annotation subject" w:semiHidden="1" w:unhideWhenUsed="1"/>
     <w:lsdException w:name="No List" w:semiHidden="1" w:unhideWhenUsed="1"/>
     <w:lsdException w:name="Outline List 1" w:semiHidden="1" w:unhideWhenUsed="1"/>
@@ -5222,9 +5436,11 @@
     <w:lsdException w:name="Table Subtle 1" w:semiHidden="1" w:unhideWhenUsed="1"/>
     <w:lsdException w:name="Table Subtle 2" w:semiHidden="1" w:unhideWhenUsed="1"/>
     <w:lsdException w:name="Table Web 1" w:semiHidden="1" w:unhideWhenUsed="1"/>
+    <w:lsdException w:name="Table Web 2" w:semiHidden="1" w:unhideWhenUsed="1"/>
     <w:lsdException w:name="Table Web 3" w:semiHidden="1" w:unhideWhenUsed="1"/>
     <w:lsdException w:name="Balloon Text" w:semiHidden="1" w:unhideWhenUsed="1"/>
     <w:lsdException w:name="Table Grid" w:uiPriority="59"/>
+    <w:lsdException w:name="Table Theme" w:semiHidden="1" w:unhideWhenUsed="1"/>
     <w:lsdException w:name="Note Level 1" w:semiHidden="1"/>
     <w:lsdException w:name="Note Level 2" w:uiPriority="1" w:qFormat="1"/>
     <w:lsdException w:name="Note Level 3" w:uiPriority="60"/>
@@ -6673,7 +6889,7 @@
 </file>
 
 <file path=customXml/itemProps3.xml><?xml version="1.0" encoding="utf-8"?>
-<ds:datastoreItem xmlns:ds="http://schemas.openxmlformats.org/officeDocument/2006/customXml" ds:itemID="{D09F97AA-EF7F-C043-A9A6-3FE5B92AC256}">
+<ds:datastoreItem xmlns:ds="http://schemas.openxmlformats.org/officeDocument/2006/customXml" ds:itemID="{13072F4B-DF98-8249-9DBE-A15987A4F7FE}">
   <ds:schemaRefs>
     <ds:schemaRef ds:uri="http://schemas.openxmlformats.org/officeDocument/2006/bibliography"/>
   </ds:schemaRefs>
